--- a/assets/杏栄ロゴ.docx
+++ b/assets/杏栄ロゴ.docx
@@ -8,8 +8,8 @@
           <w:noProof/>
         </w:rPr>
         <w:drawing>
-          <wp:inline distT="0" distB="0" distL="0" distR="0" wp14:anchorId="2461A04A" wp14:editId="163E02C5">
-            <wp:extent cx="2715260" cy="478155"/>
+          <wp:inline distT="0" distB="0" distL="0" distR="0" wp14:anchorId="52CEBDC7" wp14:editId="4876FA3A">
+            <wp:extent cx="8286750" cy="5324475"/>
             <wp:effectExtent l="0" t="0" r="0" b="0"/>
             <wp:docPr id="27782428" name="図 1" descr="旭川 株式会社 杏栄（きょうえい）"/>
             <wp:cNvGraphicFramePr>
@@ -24,15 +24,15 @@
                       <a:picLocks noChangeAspect="1" noChangeArrowheads="1"/>
                     </pic:cNvPicPr>
                   </pic:nvPicPr>
-                  <pic:blipFill>
-                    <a:blip r:embed="rId4">
+                  <pic:blipFill rotWithShape="1">
+                    <a:blip r:embed="rId5">
                       <a:extLst>
                         <a:ext uri="{28A0092B-C50C-407E-A947-70E740481C1C}">
                           <a14:useLocalDpi xmlns:a14="http://schemas.microsoft.com/office/drawing/2010/main" val="0"/>
                         </a:ext>
                       </a:extLst>
                     </a:blip>
-                    <a:srcRect/>
+                    <a:srcRect t="-133123" b="-133123"/>
                     <a:stretch>
                       <a:fillRect/>
                     </a:stretch>
@@ -40,7 +40,7 @@
                   <pic:spPr bwMode="auto">
                     <a:xfrm>
                       <a:off x="0" y="0"/>
-                      <a:ext cx="2715260" cy="478155"/>
+                      <a:ext cx="8304980" cy="5336188"/>
                     </a:xfrm>
                     <a:prstGeom prst="rect">
                       <a:avLst/>
@@ -49,6 +49,11 @@
                     <a:ln>
                       <a:noFill/>
                     </a:ln>
+                    <a:extLst>
+                      <a:ext uri="{53640926-AAD7-44D8-BBD7-CCE9431645EC}">
+                        <a14:shadowObscured xmlns:a14="http://schemas.microsoft.com/office/drawing/2010/main"/>
+                      </a:ext>
+                    </a:extLst>
                   </pic:spPr>
                 </pic:pic>
               </a:graphicData>
@@ -58,8 +63,8 @@
       </w:r>
     </w:p>
     <w:sectPr>
-      <w:pgSz w:w="11906" w:h="16838"/>
-      <w:pgMar w:top="1985" w:right="1701" w:bottom="1701" w:left="1701" w:header="851" w:footer="992" w:gutter="0"/>
+      <w:pgSz w:w="16838" w:h="11906" w:orient="landscape"/>
+      <w:pgMar w:top="1701" w:right="1985" w:bottom="1701" w:left="1701" w:header="851" w:footer="992" w:gutter="0"/>
       <w:cols w:space="425"/>
       <w:docGrid w:type="lines" w:linePitch="360"/>
     </w:sectPr>
@@ -1276,4 +1281,16 @@
     </a:ext>
   </a:extLst>
 </a:theme>
+</file>
+
+<file path=customXml/item1.xml><?xml version="1.0" encoding="utf-8"?>
+<b:Sources xmlns:b="http://schemas.openxmlformats.org/officeDocument/2006/bibliography" xmlns="http://schemas.openxmlformats.org/officeDocument/2006/bibliography" SelectedStyle="\APASixthEditionOfficeOnline.xsl" StyleName="APA" Version="6"/>
+</file>
+
+<file path=customXml/itemProps1.xml><?xml version="1.0" encoding="utf-8"?>
+<ds:datastoreItem xmlns:ds="http://schemas.openxmlformats.org/officeDocument/2006/customXml" ds:itemID="{F1F34CC6-B9A6-47BD-A96C-2E80603BB1B9}">
+  <ds:schemaRefs>
+    <ds:schemaRef ds:uri="http://schemas.openxmlformats.org/officeDocument/2006/bibliography"/>
+  </ds:schemaRefs>
+</ds:datastoreItem>
 </file>